--- a/data/education/Договор_на_обучение.docx
+++ b/data/education/Договор_на_обучение.docx
@@ -120,17 +120,23 @@
         <w:spacing w:beforeAutospacing="0" w:before="0" w:afterAutospacing="0" w:after="0"/>
         <w:ind w:firstLine="708"/>
         <w:jc w:val="both"/>
-        <w:rPr>
-          <w:sz w:val="22"/>
-          <w:szCs w:val="22"/>
-        </w:rPr>
-      </w:pPr>
-      <w:r>
-        <w:rPr>
-          <w:sz w:val="22"/>
-          <w:szCs w:val="22"/>
-        </w:rPr>
-        <w:t xml:space="preserve">Закрытое акционерное общество «Региональный аттестационный центр» (далее – ЗАО «РАЦ»), осуществляющее образовательную деятельность на основании лицензии № Л035-01216-73/00266950, выданной 16 марта 2022 года Министерством просвещения и воспитания Ульяновской области, в соответствии с решением Межведомственной комиссии по защите государственной тайны от 29 сентября 2022 г. № 436, а также лицензией № 1166 на осуществление работ, связанных с использованием сведений, составляющих государственную тайну, выданной 5 апреля 2019 года УФСБ России по Ульяновской области, именуемое в дальнейшем «Исполнитель», в лице директора ___________________________________________, действующего на основании Устава и </w:t>
+        <w:rPr/>
+      </w:pPr>
+      <w:r>
+        <w:rPr>
+          <w:b w:val="false"/>
+          <w:i w:val="false"/>
+          <w:sz w:val="22"/>
+          <w:szCs w:val="22"/>
+        </w:rPr>
+        <w:t>Закрытое акционерное общество «Региональный аттестационный центр» (далее – ЗАО «РАЦ»), осуществляющее образовательную деятельность на основании лицензии № Л035-01216-73/00266950, выданной 16 марта 2022 года Министерством просвещения и воспитания Ульяновской области, в соответствии с решением Межведомственной комиссии по защите государственной тайны от 29 сентября 2022 г. № 436, а также лицензией № 0122055 на осуществление работ, связанных с использованием сведений, составляющих государственную тайну, выданной 26 апреля 2024 года УФСБ России по Ульяновской области, именуемое в дальнейшем «Исполнитель», в лице директора Быкина Валерия Викторовича, действующего на основании Устава</w:t>
+      </w:r>
+      <w:r>
+        <w:rPr>
+          <w:sz w:val="22"/>
+          <w:szCs w:val="22"/>
+        </w:rPr>
+        <w:t xml:space="preserve">, именуемое в дальнейшем «Исполнитель», в лице ___________________________________________, действующего на основании Устава и </w:t>
       </w:r>
       <w:r>
         <w:rPr>
@@ -295,8 +301,8 @@
       </w:tblPr>
       <w:tblGrid>
         <w:gridCol w:w="4527"/>
-        <w:gridCol w:w="2267"/>
-        <w:gridCol w:w="2840"/>
+        <w:gridCol w:w="2266"/>
+        <w:gridCol w:w="2841"/>
       </w:tblGrid>
       <w:tr>
         <w:trPr/>
@@ -337,7 +343,7 @@
         </w:tc>
         <w:tc>
           <w:tcPr>
-            <w:tcW w:w="2267" w:type="dxa"/>
+            <w:tcW w:w="2266" w:type="dxa"/>
             <w:tcBorders/>
             <w:shd w:fill="auto" w:val="clear"/>
             <w:vAlign w:val="center"/>
@@ -372,7 +378,7 @@
         </w:tc>
         <w:tc>
           <w:tcPr>
-            <w:tcW w:w="2840" w:type="dxa"/>
+            <w:tcW w:w="2841" w:type="dxa"/>
             <w:tcBorders/>
             <w:shd w:fill="auto" w:val="clear"/>
             <w:vAlign w:val="center"/>
@@ -470,7 +476,7 @@
         </w:tc>
         <w:tc>
           <w:tcPr>
-            <w:tcW w:w="2267" w:type="dxa"/>
+            <w:tcW w:w="2266" w:type="dxa"/>
             <w:tcBorders/>
             <w:shd w:fill="auto" w:val="clear"/>
           </w:tcPr>
@@ -504,7 +510,7 @@
         </w:tc>
         <w:tc>
           <w:tcPr>
-            <w:tcW w:w="2840" w:type="dxa"/>
+            <w:tcW w:w="2841" w:type="dxa"/>
             <w:tcBorders/>
             <w:shd w:fill="auto" w:val="clear"/>
           </w:tcPr>
@@ -2839,7 +2845,7 @@
         <w:tblInd w:w="0" w:type="dxa"/>
         <w:tblCellMar>
           <w:top w:w="0" w:type="dxa"/>
-          <w:left w:w="128" w:type="dxa"/>
+          <w:left w:w="133" w:type="dxa"/>
           <w:bottom w:w="0" w:type="dxa"/>
           <w:right w:w="108" w:type="dxa"/>
         </w:tblCellMar>
@@ -3270,33 +3276,7 @@
                 <w:szCs w:val="24"/>
                 <w:lang w:val="en-US"/>
               </w:rPr>
-              <w:t>.: (8422) 73-09-90 доб</w:t>
-            </w:r>
-            <w:r>
-              <w:rPr>
-                <w:b w:val="false"/>
-                <w:bCs w:val="false"/>
-                <w:i w:val="false"/>
-                <w:iCs w:val="false"/>
-                <w:color w:val="000000"/>
-                <w:sz w:val="24"/>
-                <w:szCs w:val="24"/>
-                <w:lang w:val="en-US"/>
-              </w:rPr>
-              <w:t xml:space="preserve">авочный </w:t>
-            </w:r>
-            <w:r>
-              <w:rPr>
-                <w:b w:val="false"/>
-                <w:bCs w:val="false"/>
-                <w:i w:val="false"/>
-                <w:iCs w:val="false"/>
-                <w:color w:val="000000"/>
-                <w:sz w:val="24"/>
-                <w:szCs w:val="24"/>
-                <w:lang w:val="en-US"/>
-              </w:rPr>
-              <w:t xml:space="preserve">120; </w:t>
+              <w:t xml:space="preserve">.: (8422) 73-09-90 добавочный 120; </w:t>
             </w:r>
           </w:p>
           <w:p>
@@ -3453,14 +3433,10 @@
                 <w:tab w:val="right" w:pos="10152" w:leader="none"/>
               </w:tabs>
               <w:spacing w:lineRule="auto" w:line="360"/>
-              <w:rPr>
-                <w:b w:val="false"/>
-                <w:b w:val="false"/>
-                <w:i w:val="false"/>
-                <w:i w:val="false"/>
-                <w:iCs w:val="false"/>
-                <w:sz w:val="22"/>
-                <w:szCs w:val="22"/>
+              <w:jc w:val="center"/>
+              <w:rPr>
+                <w:sz w:val="24"/>
+                <w:szCs w:val="24"/>
               </w:rPr>
             </w:pPr>
             <w:r>
@@ -3468,10 +3444,20 @@
                 <w:b w:val="false"/>
                 <w:i w:val="false"/>
                 <w:iCs w:val="false"/>
-                <w:sz w:val="22"/>
-                <w:szCs w:val="22"/>
-              </w:rPr>
-              <w:t xml:space="preserve">Директор </w:t>
+                <w:sz w:val="24"/>
+                <w:szCs w:val="24"/>
+              </w:rPr>
+              <w:t xml:space="preserve">Директор  </w:t>
+            </w:r>
+            <w:r>
+              <w:rPr>
+                <w:b w:val="false"/>
+                <w:i w:val="false"/>
+                <w:iCs w:val="false"/>
+                <w:sz w:val="24"/>
+                <w:szCs w:val="24"/>
+              </w:rPr>
+              <w:t>ЗАО «РАЦ»</w:t>
             </w:r>
           </w:p>
           <w:p>
@@ -3481,57 +3467,49 @@
                 <w:tab w:val="center" w:pos="5474" w:leader="none"/>
                 <w:tab w:val="right" w:pos="10152" w:leader="none"/>
               </w:tabs>
+              <w:jc w:val="center"/>
+              <w:rPr>
+                <w:sz w:val="24"/>
+                <w:szCs w:val="24"/>
+              </w:rPr>
+            </w:pPr>
+            <w:r>
               <w:rPr>
                 <w:bCs/>
-                <w:sz w:val="22"/>
-                <w:szCs w:val="22"/>
+                <w:sz w:val="24"/>
+                <w:szCs w:val="24"/>
                 <w:lang w:val="ru-RU"/>
               </w:rPr>
-            </w:pPr>
+              <w:t xml:space="preserve">_____________________ / </w:t>
+            </w:r>
             <w:r>
               <w:rPr>
                 <w:bCs/>
-                <w:sz w:val="22"/>
-                <w:szCs w:val="22"/>
+                <w:sz w:val="24"/>
+                <w:szCs w:val="24"/>
                 <w:lang w:val="ru-RU"/>
               </w:rPr>
-              <w:t xml:space="preserve">_____________________________  </w:t>
+              <w:t>В.В. Быкин</w:t>
             </w:r>
           </w:p>
           <w:p>
             <w:pPr>
               <w:pStyle w:val="Normal"/>
               <w:ind w:firstLine="709"/>
-              <w:rPr>
-                <w:b w:val="false"/>
+              <w:jc w:val="left"/>
+              <w:rPr>
+                <w:sz w:val="24"/>
+                <w:szCs w:val="24"/>
+              </w:rPr>
+            </w:pPr>
+            <w:r>
+              <w:rPr>
                 <w:b w:val="false"/>
                 <w:bCs w:val="false"/>
                 <w:i w:val="false"/>
-                <w:i w:val="false"/>
-                <w:iCs w:val="false"/>
-                <w:sz w:val="18"/>
-                <w:szCs w:val="18"/>
-              </w:rPr>
-            </w:pPr>
-            <w:r>
-              <w:rPr>
-                <w:b w:val="false"/>
-                <w:bCs w:val="false"/>
-                <w:i w:val="false"/>
-                <w:iCs w:val="false"/>
-                <w:sz w:val="18"/>
-                <w:szCs w:val="18"/>
-              </w:rPr>
-              <w:t xml:space="preserve">                   </w:t>
-            </w:r>
-            <w:r>
-              <w:rPr>
-                <w:b w:val="false"/>
-                <w:bCs w:val="false"/>
-                <w:i w:val="false"/>
-                <w:iCs w:val="false"/>
-                <w:sz w:val="18"/>
-                <w:szCs w:val="18"/>
+                <w:iCs w:val="false"/>
+                <w:sz w:val="24"/>
+                <w:szCs w:val="24"/>
               </w:rPr>
               <w:t xml:space="preserve">инициалы, фамилия </w:t>
             </w:r>
@@ -3544,67 +3522,89 @@
                 <w:tab w:val="right" w:pos="10152" w:leader="none"/>
               </w:tabs>
               <w:spacing w:lineRule="auto" w:line="360"/>
+              <w:jc w:val="center"/>
               <w:rPr>
                 <w:bCs/>
-                <w:sz w:val="22"/>
-                <w:szCs w:val="22"/>
               </w:rPr>
             </w:pPr>
             <w:r>
               <w:rPr>
+                <w:sz w:val="24"/>
+                <w:szCs w:val="24"/>
+              </w:rPr>
+            </w:r>
+          </w:p>
+          <w:p>
+            <w:pPr>
+              <w:pStyle w:val="Style25"/>
+              <w:tabs>
+                <w:tab w:val="center" w:pos="5474" w:leader="none"/>
+                <w:tab w:val="right" w:pos="10152" w:leader="none"/>
+              </w:tabs>
+              <w:spacing w:lineRule="auto" w:line="360"/>
+              <w:jc w:val="center"/>
+              <w:rPr>
+                <w:sz w:val="24"/>
+                <w:szCs w:val="24"/>
+              </w:rPr>
+            </w:pPr>
+            <w:bookmarkStart w:id="2" w:name="__DdeLink__908_2597064034"/>
+            <w:r>
+              <w:rPr>
                 <w:bCs/>
-                <w:sz w:val="22"/>
-                <w:szCs w:val="22"/>
+                <w:sz w:val="24"/>
+                <w:szCs w:val="24"/>
+              </w:rPr>
+              <w:t>«___»</w:t>
+            </w:r>
+            <w:bookmarkEnd w:id="2"/>
+            <w:r>
+              <w:rPr>
+                <w:bCs/>
+                <w:sz w:val="24"/>
+                <w:szCs w:val="24"/>
               </w:rPr>
               <w:t xml:space="preserve"> </w:t>
             </w:r>
             <w:r>
               <w:rPr>
                 <w:bCs/>
-                <w:sz w:val="22"/>
-                <w:szCs w:val="22"/>
-              </w:rPr>
-              <w:t xml:space="preserve">___ </w:t>
+                <w:sz w:val="24"/>
+                <w:szCs w:val="24"/>
+                <w:lang w:val="ru-RU"/>
+              </w:rPr>
+              <w:t>_________</w:t>
             </w:r>
             <w:r>
               <w:rPr>
                 <w:bCs/>
-                <w:sz w:val="22"/>
-                <w:szCs w:val="22"/>
-                <w:lang w:val="ru-RU"/>
-              </w:rPr>
-              <w:t>_________</w:t>
+                <w:sz w:val="24"/>
+                <w:szCs w:val="24"/>
+              </w:rPr>
+              <w:t xml:space="preserve"> 20</w:t>
             </w:r>
             <w:r>
               <w:rPr>
                 <w:bCs/>
-                <w:sz w:val="22"/>
-                <w:szCs w:val="22"/>
-              </w:rPr>
-              <w:t xml:space="preserve"> 20</w:t>
+                <w:sz w:val="24"/>
+                <w:szCs w:val="24"/>
+              </w:rPr>
+              <w:t xml:space="preserve">26 </w:t>
             </w:r>
             <w:r>
               <w:rPr>
                 <w:bCs/>
-                <w:sz w:val="22"/>
-                <w:szCs w:val="22"/>
-                <w:lang w:val="ru-RU"/>
-              </w:rPr>
-              <w:t>___</w:t>
-            </w:r>
-            <w:r>
-              <w:rPr>
-                <w:bCs/>
-                <w:sz w:val="22"/>
-                <w:szCs w:val="22"/>
-              </w:rPr>
-              <w:t xml:space="preserve"> года </w:t>
+                <w:sz w:val="24"/>
+                <w:szCs w:val="24"/>
+              </w:rPr>
+              <w:t xml:space="preserve">г. </w:t>
             </w:r>
           </w:p>
           <w:p>
             <w:pPr>
               <w:pStyle w:val="Normal"/>
               <w:spacing w:beforeAutospacing="1" w:afterAutospacing="1"/>
+              <w:jc w:val="center"/>
               <w:rPr>
                 <w:b w:val="false"/>
                 <w:b w:val="false"/>
@@ -3621,8 +3621,8 @@
                 <w:b w:val="false"/>
                 <w:i w:val="false"/>
                 <w:iCs w:val="false"/>
-                <w:sz w:val="22"/>
-                <w:szCs w:val="22"/>
+                <w:sz w:val="24"/>
+                <w:szCs w:val="24"/>
               </w:rPr>
               <w:t>м.п.</w:t>
             </w:r>
@@ -3645,14 +3645,15 @@
             <w:pPr>
               <w:pStyle w:val="Normal"/>
               <w:spacing w:beforeAutospacing="1" w:afterAutospacing="1"/>
-              <w:rPr>
-                <w:b w:val="false"/>
-                <w:b w:val="false"/>
-                <w:i w:val="false"/>
-                <w:i w:val="false"/>
-                <w:iCs w:val="false"/>
-                <w:sz w:val="22"/>
-                <w:szCs w:val="22"/>
+              <w:jc w:val="center"/>
+              <w:rPr>
+                <w:b w:val="false"/>
+                <w:b w:val="false"/>
+                <w:i w:val="false"/>
+                <w:i w:val="false"/>
+                <w:iCs w:val="false"/>
+                <w:sz w:val="24"/>
+                <w:szCs w:val="24"/>
                 <w:lang w:eastAsia="ru-RU"/>
               </w:rPr>
             </w:pPr>
@@ -3661,8 +3662,8 @@
                 <w:b w:val="false"/>
                 <w:i w:val="false"/>
                 <w:iCs w:val="false"/>
-                <w:sz w:val="22"/>
-                <w:szCs w:val="22"/>
+                <w:sz w:val="24"/>
+                <w:szCs w:val="24"/>
                 <w:lang w:eastAsia="ru-RU"/>
               </w:rPr>
             </w:r>
@@ -3689,6 +3690,7 @@
                 <w:tab w:val="right" w:pos="10152" w:leader="none"/>
               </w:tabs>
               <w:spacing w:lineRule="auto" w:line="360"/>
+              <w:jc w:val="center"/>
               <w:rPr>
                 <w:b w:val="false"/>
                 <w:b w:val="false"/>
@@ -3717,6 +3719,7 @@
                 <w:tab w:val="right" w:pos="10152" w:leader="none"/>
               </w:tabs>
               <w:spacing w:lineRule="auto" w:line="360"/>
+              <w:jc w:val="center"/>
               <w:rPr>
                 <w:b w:val="false"/>
                 <w:b w:val="false"/>
@@ -3746,6 +3749,7 @@
                 <w:tab w:val="right" w:pos="10152" w:leader="none"/>
               </w:tabs>
               <w:spacing w:lineRule="auto" w:line="360"/>
+              <w:jc w:val="center"/>
               <w:rPr>
                 <w:b w:val="false"/>
                 <w:b w:val="false"/>
@@ -3770,6 +3774,7 @@
             <w:pPr>
               <w:pStyle w:val="Normal"/>
               <w:spacing w:beforeAutospacing="1" w:afterAutospacing="1"/>
+              <w:jc w:val="center"/>
               <w:rPr>
                 <w:b w:val="false"/>
                 <w:b w:val="false"/>
@@ -4232,8 +4237,8 @@
       </w:tblPr>
       <w:tblGrid>
         <w:gridCol w:w="447"/>
-        <w:gridCol w:w="3797"/>
-        <w:gridCol w:w="3122"/>
+        <w:gridCol w:w="3796"/>
+        <w:gridCol w:w="3123"/>
         <w:gridCol w:w="2267"/>
       </w:tblGrid>
       <w:tr>
@@ -4304,7 +4309,7 @@
         </w:tc>
         <w:tc>
           <w:tcPr>
-            <w:tcW w:w="3797" w:type="dxa"/>
+            <w:tcW w:w="3796" w:type="dxa"/>
             <w:tcBorders/>
             <w:shd w:fill="auto" w:val="clear"/>
             <w:vAlign w:val="center"/>
@@ -4339,7 +4344,7 @@
         </w:tc>
         <w:tc>
           <w:tcPr>
-            <w:tcW w:w="3122" w:type="dxa"/>
+            <w:tcW w:w="3123" w:type="dxa"/>
             <w:tcBorders/>
             <w:shd w:fill="auto" w:val="clear"/>
             <w:vAlign w:val="center"/>
@@ -4452,7 +4457,7 @@
         </w:tc>
         <w:tc>
           <w:tcPr>
-            <w:tcW w:w="3797" w:type="dxa"/>
+            <w:tcW w:w="3796" w:type="dxa"/>
             <w:tcBorders/>
             <w:shd w:fill="auto" w:val="clear"/>
           </w:tcPr>
@@ -4487,7 +4492,7 @@
         </w:tc>
         <w:tc>
           <w:tcPr>
-            <w:tcW w:w="3122" w:type="dxa"/>
+            <w:tcW w:w="3123" w:type="dxa"/>
             <w:tcBorders/>
             <w:shd w:fill="auto" w:val="clear"/>
           </w:tcPr>
@@ -4598,7 +4603,7 @@
         </w:tc>
         <w:tc>
           <w:tcPr>
-            <w:tcW w:w="3797" w:type="dxa"/>
+            <w:tcW w:w="3796" w:type="dxa"/>
             <w:tcBorders/>
             <w:shd w:fill="auto" w:val="clear"/>
           </w:tcPr>
@@ -4633,7 +4638,7 @@
         </w:tc>
         <w:tc>
           <w:tcPr>
-            <w:tcW w:w="3122" w:type="dxa"/>
+            <w:tcW w:w="3123" w:type="dxa"/>
             <w:tcBorders/>
             <w:shd w:fill="auto" w:val="clear"/>
           </w:tcPr>
@@ -4761,7 +4766,7 @@
         <w:tblInd w:w="0" w:type="dxa"/>
         <w:tblCellMar>
           <w:top w:w="0" w:type="dxa"/>
-          <w:left w:w="128" w:type="dxa"/>
+          <w:left w:w="133" w:type="dxa"/>
           <w:bottom w:w="0" w:type="dxa"/>
           <w:right w:w="108" w:type="dxa"/>
         </w:tblCellMar>
@@ -4953,7 +4958,6 @@
                 <w:lang w:val="x-none"/>
               </w:rPr>
             </w:pPr>
-            <w:bookmarkStart w:id="2" w:name="__DdeLink__1074_3727386469"/>
             <w:r>
               <w:rPr>
                 <w:b w:val="false"/>
@@ -5289,33 +5293,7 @@
                 <w:szCs w:val="24"/>
                 <w:lang w:val="en-US"/>
               </w:rPr>
-              <w:t>.: (8422) 73-09-90 доб</w:t>
-            </w:r>
-            <w:r>
-              <w:rPr>
-                <w:b w:val="false"/>
-                <w:bCs w:val="false"/>
-                <w:i w:val="false"/>
-                <w:iCs w:val="false"/>
-                <w:color w:val="000000"/>
-                <w:sz w:val="24"/>
-                <w:szCs w:val="24"/>
-                <w:lang w:val="en-US"/>
-              </w:rPr>
-              <w:t xml:space="preserve">авочный </w:t>
-            </w:r>
-            <w:r>
-              <w:rPr>
-                <w:b w:val="false"/>
-                <w:bCs w:val="false"/>
-                <w:i w:val="false"/>
-                <w:iCs w:val="false"/>
-                <w:color w:val="000000"/>
-                <w:sz w:val="24"/>
-                <w:szCs w:val="24"/>
-                <w:lang w:val="en-US"/>
-              </w:rPr>
-              <w:t xml:space="preserve">120; </w:t>
+              <w:t xml:space="preserve">.: (8422) 73-09-90 добавочный 120; </w:t>
             </w:r>
           </w:p>
           <w:p>
@@ -5468,38 +5446,39 @@
           <w:p>
             <w:pPr>
               <w:pStyle w:val="Normal"/>
-              <w:rPr>
-                <w:b w:val="false"/>
-                <w:b w:val="false"/>
-                <w:i w:val="false"/>
-                <w:i w:val="false"/>
-                <w:iCs w:val="false"/>
-                <w:sz w:val="22"/>
-                <w:szCs w:val="22"/>
+              <w:tabs>
+                <w:tab w:val="center" w:pos="5474" w:leader="none"/>
+                <w:tab w:val="right" w:pos="10152" w:leader="none"/>
+              </w:tabs>
+              <w:spacing w:lineRule="auto" w:line="360"/>
+              <w:jc w:val="center"/>
+              <w:rPr>
+                <w:b w:val="false"/>
+                <w:b w:val="false"/>
+                <w:i w:val="false"/>
+                <w:i w:val="false"/>
+                <w:iCs w:val="false"/>
               </w:rPr>
             </w:pPr>
             <w:r>
               <w:rPr>
-                <w:b w:val="false"/>
-                <w:i w:val="false"/>
-                <w:iCs w:val="false"/>
-                <w:sz w:val="22"/>
-                <w:szCs w:val="22"/>
-              </w:rPr>
-              <w:t xml:space="preserve">Директор </w:t>
+                <w:sz w:val="24"/>
+                <w:szCs w:val="24"/>
+              </w:rPr>
             </w:r>
           </w:p>
           <w:p>
             <w:pPr>
               <w:pStyle w:val="Normal"/>
-              <w:rPr>
-                <w:b w:val="false"/>
-                <w:b w:val="false"/>
-                <w:i w:val="false"/>
-                <w:i w:val="false"/>
-                <w:iCs w:val="false"/>
-                <w:sz w:val="22"/>
-                <w:szCs w:val="22"/>
+              <w:tabs>
+                <w:tab w:val="center" w:pos="5474" w:leader="none"/>
+                <w:tab w:val="right" w:pos="10152" w:leader="none"/>
+              </w:tabs>
+              <w:spacing w:lineRule="auto" w:line="360"/>
+              <w:jc w:val="center"/>
+              <w:rPr>
+                <w:sz w:val="24"/>
+                <w:szCs w:val="24"/>
               </w:rPr>
             </w:pPr>
             <w:r>
@@ -5507,139 +5486,160 @@
                 <w:b w:val="false"/>
                 <w:i w:val="false"/>
                 <w:iCs w:val="false"/>
-                <w:sz w:val="22"/>
-                <w:szCs w:val="22"/>
-              </w:rPr>
-              <w:t xml:space="preserve">_____________________________  </w:t>
+                <w:sz w:val="24"/>
+                <w:szCs w:val="24"/>
+              </w:rPr>
+              <w:t xml:space="preserve">Директор  </w:t>
+            </w:r>
+            <w:r>
+              <w:rPr>
+                <w:b w:val="false"/>
+                <w:i w:val="false"/>
+                <w:iCs w:val="false"/>
+                <w:sz w:val="24"/>
+                <w:szCs w:val="24"/>
+              </w:rPr>
+              <w:t>ЗАО «РАЦ»</w:t>
+            </w:r>
+          </w:p>
+          <w:p>
+            <w:pPr>
+              <w:pStyle w:val="Style25"/>
+              <w:tabs>
+                <w:tab w:val="center" w:pos="5474" w:leader="none"/>
+                <w:tab w:val="right" w:pos="10152" w:leader="none"/>
+              </w:tabs>
+              <w:jc w:val="center"/>
+              <w:rPr>
+                <w:sz w:val="24"/>
+                <w:szCs w:val="24"/>
+              </w:rPr>
+            </w:pPr>
+            <w:r>
+              <w:rPr>
+                <w:bCs/>
+                <w:sz w:val="24"/>
+                <w:szCs w:val="24"/>
+                <w:lang w:val="ru-RU"/>
+              </w:rPr>
+              <w:t xml:space="preserve">_____________________ / </w:t>
+            </w:r>
+            <w:r>
+              <w:rPr>
+                <w:bCs/>
+                <w:sz w:val="24"/>
+                <w:szCs w:val="24"/>
+                <w:lang w:val="ru-RU"/>
+              </w:rPr>
+              <w:t>В.В. Быкин</w:t>
             </w:r>
           </w:p>
           <w:p>
             <w:pPr>
               <w:pStyle w:val="Normal"/>
-              <w:rPr>
-                <w:b w:val="false"/>
+              <w:ind w:firstLine="709"/>
+              <w:jc w:val="left"/>
+              <w:rPr>
+                <w:sz w:val="24"/>
+                <w:szCs w:val="24"/>
+              </w:rPr>
+            </w:pPr>
+            <w:r>
+              <w:rPr>
                 <w:b w:val="false"/>
                 <w:bCs w:val="false"/>
                 <w:i w:val="false"/>
-                <w:i w:val="false"/>
-                <w:iCs w:val="false"/>
-                <w:sz w:val="22"/>
-                <w:szCs w:val="22"/>
+                <w:iCs w:val="false"/>
+                <w:sz w:val="24"/>
+                <w:szCs w:val="24"/>
+              </w:rPr>
+              <w:t xml:space="preserve">инициалы, фамилия </w:t>
+            </w:r>
+          </w:p>
+          <w:p>
+            <w:pPr>
+              <w:pStyle w:val="Style25"/>
+              <w:tabs>
+                <w:tab w:val="center" w:pos="5474" w:leader="none"/>
+                <w:tab w:val="right" w:pos="10152" w:leader="none"/>
+              </w:tabs>
+              <w:spacing w:lineRule="auto" w:line="360"/>
+              <w:jc w:val="center"/>
+              <w:rPr>
+                <w:bCs/>
               </w:rPr>
             </w:pPr>
             <w:r>
               <w:rPr>
-                <w:b w:val="false"/>
-                <w:bCs w:val="false"/>
-                <w:i w:val="false"/>
-                <w:iCs w:val="false"/>
-                <w:sz w:val="22"/>
-                <w:szCs w:val="22"/>
-              </w:rPr>
-              <w:t xml:space="preserve">                   </w:t>
-            </w:r>
-            <w:r>
-              <w:rPr>
-                <w:b w:val="false"/>
-                <w:bCs w:val="false"/>
-                <w:i w:val="false"/>
-                <w:iCs w:val="false"/>
-                <w:sz w:val="22"/>
-                <w:szCs w:val="22"/>
-              </w:rPr>
-              <w:t xml:space="preserve">инициалы, фамилия </w:t>
+                <w:sz w:val="24"/>
+                <w:szCs w:val="24"/>
+              </w:rPr>
+            </w:r>
+          </w:p>
+          <w:p>
+            <w:pPr>
+              <w:pStyle w:val="Style25"/>
+              <w:tabs>
+                <w:tab w:val="center" w:pos="5474" w:leader="none"/>
+                <w:tab w:val="right" w:pos="10152" w:leader="none"/>
+              </w:tabs>
+              <w:spacing w:lineRule="auto" w:line="360"/>
+              <w:jc w:val="center"/>
+              <w:rPr>
+                <w:sz w:val="24"/>
+                <w:szCs w:val="24"/>
+              </w:rPr>
+            </w:pPr>
+            <w:r>
+              <w:rPr>
+                <w:bCs/>
+                <w:sz w:val="24"/>
+                <w:szCs w:val="24"/>
+              </w:rPr>
+              <w:t xml:space="preserve">«___» </w:t>
+            </w:r>
+            <w:r>
+              <w:rPr>
+                <w:bCs/>
+                <w:sz w:val="24"/>
+                <w:szCs w:val="24"/>
+                <w:lang w:val="ru-RU"/>
+              </w:rPr>
+              <w:t>_________</w:t>
+            </w:r>
+            <w:r>
+              <w:rPr>
+                <w:bCs/>
+                <w:sz w:val="24"/>
+                <w:szCs w:val="24"/>
+              </w:rPr>
+              <w:t xml:space="preserve"> 20</w:t>
+            </w:r>
+            <w:r>
+              <w:rPr>
+                <w:bCs/>
+                <w:sz w:val="24"/>
+                <w:szCs w:val="24"/>
+              </w:rPr>
+              <w:t xml:space="preserve">26 </w:t>
+            </w:r>
+            <w:r>
+              <w:rPr>
+                <w:bCs/>
+                <w:sz w:val="24"/>
+                <w:szCs w:val="24"/>
+              </w:rPr>
+              <w:t xml:space="preserve">г. </w:t>
             </w:r>
           </w:p>
           <w:p>
             <w:pPr>
               <w:pStyle w:val="Normal"/>
-              <w:rPr>
-                <w:b w:val="false"/>
-                <w:b w:val="false"/>
-                <w:i w:val="false"/>
-                <w:i w:val="false"/>
-                <w:iCs w:val="false"/>
-                <w:sz w:val="22"/>
-                <w:szCs w:val="22"/>
-                <w:lang w:val="x-none"/>
-              </w:rPr>
-            </w:pPr>
-            <w:r>
-              <w:rPr>
-                <w:b w:val="false"/>
-                <w:i w:val="false"/>
-                <w:iCs w:val="false"/>
-                <w:sz w:val="22"/>
-                <w:szCs w:val="22"/>
-                <w:lang w:val="x-none"/>
-              </w:rPr>
-              <w:t xml:space="preserve"> </w:t>
-            </w:r>
-            <w:r>
-              <w:rPr>
-                <w:b w:val="false"/>
-                <w:i w:val="false"/>
-                <w:iCs w:val="false"/>
-                <w:sz w:val="22"/>
-                <w:szCs w:val="22"/>
-                <w:lang w:val="x-none"/>
-              </w:rPr>
-              <w:t xml:space="preserve">___ </w:t>
-            </w:r>
-            <w:r>
-              <w:rPr>
-                <w:b w:val="false"/>
-                <w:i w:val="false"/>
-                <w:iCs w:val="false"/>
-                <w:sz w:val="22"/>
-                <w:szCs w:val="22"/>
-              </w:rPr>
-              <w:t>_________</w:t>
-            </w:r>
-            <w:r>
-              <w:rPr>
-                <w:b w:val="false"/>
-                <w:i w:val="false"/>
-                <w:iCs w:val="false"/>
-                <w:sz w:val="22"/>
-                <w:szCs w:val="22"/>
-                <w:lang w:val="x-none"/>
-              </w:rPr>
-              <w:t xml:space="preserve"> 20</w:t>
-            </w:r>
-            <w:r>
-              <w:rPr>
-                <w:b w:val="false"/>
-                <w:i w:val="false"/>
-                <w:iCs w:val="false"/>
-                <w:sz w:val="22"/>
-                <w:szCs w:val="22"/>
-              </w:rPr>
-              <w:t>___</w:t>
-            </w:r>
-            <w:r>
-              <w:rPr>
-                <w:b w:val="false"/>
-                <w:i w:val="false"/>
-                <w:iCs w:val="false"/>
-                <w:sz w:val="22"/>
-                <w:szCs w:val="22"/>
-                <w:lang w:val="x-none"/>
-              </w:rPr>
-              <w:t xml:space="preserve"> года </w:t>
-            </w:r>
-          </w:p>
-          <w:p>
-            <w:pPr>
-              <w:pStyle w:val="Normal"/>
-              <w:rPr>
-                <w:b w:val="false"/>
-                <w:b w:val="false"/>
-                <w:i w:val="false"/>
-                <w:i w:val="false"/>
-                <w:iCs w:val="false"/>
-                <w:sz w:val="22"/>
-                <w:szCs w:val="22"/>
+              <w:spacing w:beforeAutospacing="1" w:afterAutospacing="1"/>
+              <w:jc w:val="center"/>
+              <w:rPr>
+                <w:sz w:val="24"/>
+                <w:szCs w:val="24"/>
               </w:rPr>
             </w:pPr>
             <w:r>
@@ -5704,6 +5704,144 @@
             </w:tcBorders>
             <w:shd w:fill="auto" w:val="clear"/>
           </w:tcPr>
+          <w:p>
+            <w:pPr>
+              <w:pStyle w:val="Normal"/>
+              <w:rPr>
+                <w:b w:val="false"/>
+                <w:b w:val="false"/>
+                <w:i w:val="false"/>
+                <w:i w:val="false"/>
+                <w:iCs w:val="false"/>
+                <w:sz w:val="22"/>
+                <w:szCs w:val="22"/>
+              </w:rPr>
+            </w:pPr>
+            <w:r>
+              <w:rPr>
+                <w:b w:val="false"/>
+                <w:i w:val="false"/>
+                <w:iCs w:val="false"/>
+                <w:sz w:val="22"/>
+                <w:szCs w:val="22"/>
+              </w:rPr>
+            </w:r>
+          </w:p>
+          <w:p>
+            <w:pPr>
+              <w:pStyle w:val="Normal"/>
+              <w:rPr>
+                <w:b w:val="false"/>
+                <w:b w:val="false"/>
+                <w:i w:val="false"/>
+                <w:i w:val="false"/>
+                <w:iCs w:val="false"/>
+                <w:sz w:val="22"/>
+                <w:szCs w:val="22"/>
+              </w:rPr>
+            </w:pPr>
+            <w:r>
+              <w:rPr>
+                <w:b w:val="false"/>
+                <w:i w:val="false"/>
+                <w:iCs w:val="false"/>
+                <w:sz w:val="22"/>
+                <w:szCs w:val="22"/>
+              </w:rPr>
+            </w:r>
+          </w:p>
+          <w:p>
+            <w:pPr>
+              <w:pStyle w:val="Normal"/>
+              <w:rPr>
+                <w:b w:val="false"/>
+                <w:b w:val="false"/>
+                <w:i w:val="false"/>
+                <w:i w:val="false"/>
+                <w:iCs w:val="false"/>
+                <w:sz w:val="22"/>
+                <w:szCs w:val="22"/>
+              </w:rPr>
+            </w:pPr>
+            <w:r>
+              <w:rPr>
+                <w:b w:val="false"/>
+                <w:i w:val="false"/>
+                <w:iCs w:val="false"/>
+                <w:sz w:val="22"/>
+                <w:szCs w:val="22"/>
+              </w:rPr>
+            </w:r>
+          </w:p>
+          <w:p>
+            <w:pPr>
+              <w:pStyle w:val="Normal"/>
+              <w:rPr>
+                <w:b w:val="false"/>
+                <w:b w:val="false"/>
+                <w:i w:val="false"/>
+                <w:i w:val="false"/>
+                <w:iCs w:val="false"/>
+                <w:sz w:val="22"/>
+                <w:szCs w:val="22"/>
+              </w:rPr>
+            </w:pPr>
+            <w:r>
+              <w:rPr>
+                <w:b w:val="false"/>
+                <w:i w:val="false"/>
+                <w:iCs w:val="false"/>
+                <w:sz w:val="22"/>
+                <w:szCs w:val="22"/>
+              </w:rPr>
+            </w:r>
+          </w:p>
+          <w:p>
+            <w:pPr>
+              <w:pStyle w:val="Normal"/>
+              <w:rPr>
+                <w:b w:val="false"/>
+                <w:b w:val="false"/>
+                <w:i w:val="false"/>
+                <w:i w:val="false"/>
+                <w:iCs w:val="false"/>
+                <w:sz w:val="22"/>
+                <w:szCs w:val="22"/>
+              </w:rPr>
+            </w:pPr>
+            <w:r>
+              <w:rPr>
+                <w:b w:val="false"/>
+                <w:i w:val="false"/>
+                <w:iCs w:val="false"/>
+                <w:sz w:val="22"/>
+                <w:szCs w:val="22"/>
+              </w:rPr>
+            </w:r>
+          </w:p>
+          <w:p>
+            <w:pPr>
+              <w:pStyle w:val="Normal"/>
+              <w:rPr>
+                <w:b w:val="false"/>
+                <w:b w:val="false"/>
+                <w:i w:val="false"/>
+                <w:i w:val="false"/>
+                <w:iCs w:val="false"/>
+                <w:sz w:val="22"/>
+                <w:szCs w:val="22"/>
+              </w:rPr>
+            </w:pPr>
+            <w:r>
+              <w:rPr>
+                <w:b w:val="false"/>
+                <w:i w:val="false"/>
+                <w:iCs w:val="false"/>
+                <w:sz w:val="22"/>
+                <w:szCs w:val="22"/>
+              </w:rPr>
+            </w:r>
+          </w:p>
           <w:p>
             <w:pPr>
               <w:pStyle w:val="Normal"/>
@@ -8373,6 +8511,7 @@
         <w:rPr>
           <w:rStyle w:val="Style22"/>
         </w:rPr>
+        <w:tab/>
         <w:tab/>
         <w:tab/>
         <w:tab/>
@@ -9308,6 +9447,18 @@
       <w:szCs w:val="24"/>
     </w:rPr>
   </w:style>
+  <w:style w:type="character" w:styleId="ListLabel6">
+    <w:name w:val="ListLabel 6"/>
+    <w:qFormat/>
+    <w:rPr>
+      <w:b w:val="false"/>
+      <w:bCs w:val="false"/>
+      <w:i w:val="false"/>
+      <w:iCs w:val="false"/>
+      <w:sz w:val="24"/>
+      <w:szCs w:val="24"/>
+    </w:rPr>
+  </w:style>
   <w:style w:type="paragraph" w:styleId="Style24">
     <w:name w:val="Заголовок"/>
     <w:basedOn w:val="Normal"/>
